--- a/From OpenManus to Manus like.docx
+++ b/From OpenManus to Manus like.docx
@@ -4,29 +4,13 @@
   <w:body>
     <w:p>
       <w:r>
-        <w:t xml:space="preserve"># High-Level Roadmap: Transforming </w:t>
-      </w:r>
-      <w:proofErr w:type="spellStart"/>
-      <w:r>
-        <w:t>OpenManus</w:t>
-      </w:r>
-      <w:proofErr w:type="spellEnd"/>
-      <w:r>
-        <w:t xml:space="preserve"> into a Unified Manus-Like Assistant</w:t>
-      </w:r>
-    </w:p>
-    <w:p/>
-    <w:p>
-      <w:r>
-        <w:t xml:space="preserve">The goal should not be to copy Manus internally. The goal is to make </w:t>
-      </w:r>
-      <w:proofErr w:type="spellStart"/>
-      <w:r>
-        <w:t>OpenManus</w:t>
-      </w:r>
-      <w:proofErr w:type="spellEnd"/>
-      <w:r>
-        <w:t xml:space="preserve"> behave as **one continuous assistant** that can understand a request, choose the right capabilities, execute tools, verify the result, and communicate progress through one unified workspace.</w:t>
+        <w:t># High-Level Roadmap: Transforming OpenManus into a Unified Manus-Like Assistant</w:t>
+      </w:r>
+    </w:p>
+    <w:p/>
+    <w:p>
+      <w:r>
+        <w:t>The goal should not be to copy Manus internally. The goal is to make OpenManus behave as **one continuous assistant** that can understand a request, choose the right capabilities, execute tools, verify the result, and communicate progress through one unified workspace.</w:t>
       </w:r>
     </w:p>
     <w:p/>
@@ -53,13 +37,8 @@
     </w:p>
     <w:p>
       <w:r>
-        <w:t xml:space="preserve">                         │ conversation, </w:t>
-      </w:r>
-      <w:proofErr w:type="gramStart"/>
-      <w:r>
-        <w:t>files,  │</w:t>
-      </w:r>
-      <w:proofErr w:type="gramEnd"/>
+        <w:t xml:space="preserve">                         │ conversation, files,  │</w:t>
+      </w:r>
     </w:p>
     <w:p>
       <w:r>
@@ -111,23 +90,13 @@
     </w:p>
     <w:p>
       <w:r>
-        <w:t xml:space="preserve">                         │ history, </w:t>
-      </w:r>
-      <w:proofErr w:type="gramStart"/>
-      <w:r>
-        <w:t>attachments,│</w:t>
-      </w:r>
-      <w:proofErr w:type="gramEnd"/>
-    </w:p>
-    <w:p>
-      <w:r>
-        <w:t xml:space="preserve">                         │ projects, task </w:t>
-      </w:r>
-      <w:proofErr w:type="gramStart"/>
-      <w:r>
-        <w:t>state  │</w:t>
-      </w:r>
-      <w:proofErr w:type="gramEnd"/>
+        <w:t xml:space="preserve">                         │ history, attachments,│</w:t>
+      </w:r>
+    </w:p>
+    <w:p>
+      <w:r>
+        <w:t xml:space="preserve">                         │ projects, task state  │</w:t>
+      </w:r>
     </w:p>
     <w:p>
       <w:r>
@@ -174,15 +143,7 @@
     </w:p>
     <w:p>
       <w:r>
-        <w:t xml:space="preserve">                         │ understand </w:t>
-      </w:r>
-      <w:proofErr w:type="gramStart"/>
-      <w:r>
-        <w:t xml:space="preserve">request,   </w:t>
-      </w:r>
-      <w:proofErr w:type="gramEnd"/>
-      <w:r>
-        <w:t>│</w:t>
+        <w:t xml:space="preserve">                         │ understand request,   │</w:t>
       </w:r>
     </w:p>
     <w:p>
@@ -309,15 +270,7 @@
     </w:p>
     <w:p>
       <w:r>
-        <w:t xml:space="preserve">│ </w:t>
-      </w:r>
-      <w:proofErr w:type="gramStart"/>
-      <w:r>
-        <w:t>Conversation  │</w:t>
-      </w:r>
-      <w:proofErr w:type="gramEnd"/>
-      <w:r>
-        <w:t xml:space="preserve">          │ Research/      │          │ Engineering     │</w:t>
+        <w:t>│ Conversation  │          │ Research/      │          │ Engineering     │</w:t>
       </w:r>
     </w:p>
     <w:p>
@@ -375,13 +328,8 @@
     </w:p>
     <w:p>
       <w:r>
-        <w:t xml:space="preserve">                         │ shell, files, </w:t>
-      </w:r>
-      <w:proofErr w:type="gramStart"/>
-      <w:r>
-        <w:t>browser,│</w:t>
-      </w:r>
-      <w:proofErr w:type="gramEnd"/>
+        <w:t xml:space="preserve">                         │ shell, files, browser,│</w:t>
+      </w:r>
     </w:p>
     <w:p>
       <w:r>
@@ -433,15 +381,7 @@
     </w:p>
     <w:p>
       <w:r>
-        <w:t xml:space="preserve">                         │ tests, </w:t>
-      </w:r>
-      <w:proofErr w:type="gramStart"/>
-      <w:r>
-        <w:t xml:space="preserve">screenshots,   </w:t>
-      </w:r>
-      <w:proofErr w:type="gramEnd"/>
-      <w:r>
-        <w:t>│</w:t>
+        <w:t xml:space="preserve">                         │ tests, screenshots,   │</w:t>
       </w:r>
     </w:p>
     <w:p>
@@ -452,13 +392,8 @@
     </w:p>
     <w:p>
       <w:r>
-        <w:t xml:space="preserve">                         │ responses, Git </w:t>
-      </w:r>
-      <w:proofErr w:type="gramStart"/>
-      <w:r>
-        <w:t>state  │</w:t>
-      </w:r>
-      <w:proofErr w:type="gramEnd"/>
+        <w:t xml:space="preserve">                         │ responses, Git state  │</w:t>
+      </w:r>
     </w:p>
     <w:p>
       <w:r>
@@ -505,15 +440,7 @@
     </w:p>
     <w:p>
       <w:r>
-        <w:t xml:space="preserve">                         │ result, </w:t>
-      </w:r>
-      <w:proofErr w:type="gramStart"/>
-      <w:r>
-        <w:t xml:space="preserve">evidence,   </w:t>
-      </w:r>
-      <w:proofErr w:type="gramEnd"/>
-      <w:r>
-        <w:t xml:space="preserve">  │</w:t>
+        <w:t xml:space="preserve">                         │ result, evidence,     │</w:t>
       </w:r>
     </w:p>
     <w:p>
@@ -550,13 +477,8 @@
     </w:p>
     <w:p/>
     <w:p>
-      <w:proofErr w:type="spellStart"/>
-      <w:r>
-        <w:t>OpenManus</w:t>
-      </w:r>
-      <w:proofErr w:type="spellEnd"/>
-      <w:r>
-        <w:t xml:space="preserve"> currently has several capabilities that can feel like separate modes:</w:t>
+      <w:r>
+        <w:t>OpenManus currently has several capabilities that can feel like separate modes:</w:t>
       </w:r>
     </w:p>
     <w:p/>
@@ -904,15 +826,7 @@
     <w:p/>
     <w:p>
       <w:r>
-        <w:t xml:space="preserve">The attachment behavior already improved in </w:t>
-      </w:r>
-      <w:proofErr w:type="spellStart"/>
-      <w:r>
-        <w:t>OpenManus</w:t>
-      </w:r>
-      <w:proofErr w:type="spellEnd"/>
-      <w:r>
-        <w:t xml:space="preserve"> should become part of this unified state model.</w:t>
+        <w:t>The attachment behavior already improved in OpenManus should become part of this unified state model.</w:t>
       </w:r>
     </w:p>
     <w:p/>
@@ -1000,13 +914,8 @@
     <w:p/>
     <w:p>
       <w:r>
-        <w:t>```</w:t>
-      </w:r>
-      <w:proofErr w:type="spellStart"/>
-      <w:r>
-        <w:t>json</w:t>
-      </w:r>
-      <w:proofErr w:type="spellEnd"/>
+        <w:t>```json</w:t>
+      </w:r>
     </w:p>
     <w:p>
       <w:r>
@@ -1015,124 +924,38 @@
     </w:p>
     <w:p>
       <w:r>
-        <w:t xml:space="preserve">  "intent": "</w:t>
-      </w:r>
-      <w:proofErr w:type="spellStart"/>
-      <w:r>
-        <w:t>research_and_modify</w:t>
-      </w:r>
-      <w:proofErr w:type="spellEnd"/>
-      <w:r>
-        <w:t>",</w:t>
-      </w:r>
-    </w:p>
-    <w:p>
-      <w:r>
-        <w:t xml:space="preserve">  "</w:t>
-      </w:r>
-      <w:proofErr w:type="spellStart"/>
-      <w:proofErr w:type="gramStart"/>
-      <w:r>
-        <w:t>needs</w:t>
-      </w:r>
-      <w:proofErr w:type="gramEnd"/>
-      <w:r>
-        <w:t>_browser</w:t>
-      </w:r>
-      <w:proofErr w:type="spellEnd"/>
-      <w:r>
-        <w:t>": true,</w:t>
-      </w:r>
-    </w:p>
-    <w:p>
-      <w:r>
-        <w:t xml:space="preserve">  "</w:t>
-      </w:r>
-      <w:proofErr w:type="spellStart"/>
-      <w:proofErr w:type="gramStart"/>
-      <w:r>
-        <w:t>needs</w:t>
-      </w:r>
-      <w:proofErr w:type="gramEnd"/>
-      <w:r>
-        <w:t>_project_context</w:t>
-      </w:r>
-      <w:proofErr w:type="spellEnd"/>
-      <w:r>
-        <w:t>": true,</w:t>
-      </w:r>
-    </w:p>
-    <w:p>
-      <w:r>
-        <w:t xml:space="preserve">  "</w:t>
-      </w:r>
-      <w:proofErr w:type="spellStart"/>
-      <w:proofErr w:type="gramStart"/>
-      <w:r>
-        <w:t>needs</w:t>
-      </w:r>
-      <w:proofErr w:type="gramEnd"/>
-      <w:r>
-        <w:t>_file_edit</w:t>
-      </w:r>
-      <w:proofErr w:type="spellEnd"/>
-      <w:r>
-        <w:t>": true,</w:t>
-      </w:r>
-    </w:p>
-    <w:p>
-      <w:r>
-        <w:t xml:space="preserve">  "</w:t>
-      </w:r>
-      <w:proofErr w:type="spellStart"/>
-      <w:proofErr w:type="gramStart"/>
-      <w:r>
-        <w:t>needs</w:t>
-      </w:r>
-      <w:proofErr w:type="gramEnd"/>
-      <w:r>
-        <w:t>_vision</w:t>
-      </w:r>
-      <w:proofErr w:type="spellEnd"/>
-      <w:r>
-        <w:t>": false,</w:t>
+        <w:t xml:space="preserve">  "intent": "research_and_modify",</w:t>
+      </w:r>
+    </w:p>
+    <w:p>
+      <w:r>
+        <w:t xml:space="preserve">  "needs_browser": true,</w:t>
+      </w:r>
+    </w:p>
+    <w:p>
+      <w:r>
+        <w:t xml:space="preserve">  "needs_project_context": true,</w:t>
+      </w:r>
+    </w:p>
+    <w:p>
+      <w:r>
+        <w:t xml:space="preserve">  "needs_file_edit": true,</w:t>
+      </w:r>
+    </w:p>
+    <w:p>
+      <w:r>
+        <w:t xml:space="preserve">  "needs_vision": false,</w:t>
       </w:r>
     </w:p>
     <w:p>
       <w:r>
         <w:lastRenderedPageBreak/>
-        <w:t xml:space="preserve">  "</w:t>
-      </w:r>
-      <w:proofErr w:type="spellStart"/>
-      <w:proofErr w:type="gramStart"/>
-      <w:r>
-        <w:t>needs</w:t>
-      </w:r>
-      <w:proofErr w:type="gramEnd"/>
-      <w:r>
-        <w:t>_confirmation</w:t>
-      </w:r>
-      <w:proofErr w:type="spellEnd"/>
-      <w:r>
-        <w:t>": false,</w:t>
-      </w:r>
-    </w:p>
-    <w:p>
-      <w:r>
-        <w:t xml:space="preserve">  "</w:t>
-      </w:r>
-      <w:proofErr w:type="spellStart"/>
-      <w:proofErr w:type="gramStart"/>
-      <w:r>
-        <w:t>requires</w:t>
-      </w:r>
-      <w:proofErr w:type="gramEnd"/>
-      <w:r>
-        <w:t>_plan</w:t>
-      </w:r>
-      <w:proofErr w:type="spellEnd"/>
-      <w:r>
-        <w:t>": true</w:t>
+        <w:t xml:space="preserve">  "needs_confirmation": false,</w:t>
+      </w:r>
+    </w:p>
+    <w:p>
+      <w:r>
+        <w:t xml:space="preserve">  "requires_plan": true</w:t>
       </w:r>
     </w:p>
     <w:p>
@@ -1655,15 +1478,7 @@
     </w:p>
     <w:p>
       <w:r>
-        <w:t xml:space="preserve">class </w:t>
-      </w:r>
-      <w:proofErr w:type="spellStart"/>
-      <w:r>
-        <w:t>ToolResult</w:t>
-      </w:r>
-      <w:proofErr w:type="spellEnd"/>
-      <w:r>
-        <w:t>:</w:t>
+        <w:t>class ToolResult:</w:t>
       </w:r>
     </w:p>
     <w:p>
@@ -1678,13 +1493,8 @@
     </w:p>
     <w:p>
       <w:r>
-        <w:t xml:space="preserve">    evidence: </w:t>
-      </w:r>
-      <w:proofErr w:type="spellStart"/>
-      <w:r>
-        <w:t>dict</w:t>
-      </w:r>
-      <w:proofErr w:type="spellEnd"/>
+        <w:t xml:space="preserve">    evidence: dict</w:t>
+      </w:r>
     </w:p>
     <w:p>
       <w:r>
@@ -1698,15 +1508,7 @@
     </w:p>
     <w:p>
       <w:r>
-        <w:t xml:space="preserve">    </w:t>
-      </w:r>
-      <w:proofErr w:type="spellStart"/>
-      <w:r>
-        <w:t>retryable</w:t>
-      </w:r>
-      <w:proofErr w:type="spellEnd"/>
-      <w:r>
-        <w:t>: bool</w:t>
+        <w:t xml:space="preserve">    retryable: bool</w:t>
       </w:r>
     </w:p>
     <w:p>
@@ -1765,87 +1567,48 @@
     <w:p/>
     <w:p>
       <w:r>
+        <w:t>```json</w:t>
+      </w:r>
+    </w:p>
+    <w:p>
+      <w:r>
+        <w:t>{</w:t>
+      </w:r>
+    </w:p>
+    <w:p>
+      <w:r>
+        <w:t xml:space="preserve">  "success": true,</w:t>
+      </w:r>
+    </w:p>
+    <w:p>
+      <w:r>
+        <w:t xml:space="preserve">  "url": "https://example.com",</w:t>
+      </w:r>
+    </w:p>
+    <w:p>
+      <w:r>
+        <w:t xml:space="preserve">  "title": "Example Domain",</w:t>
+      </w:r>
+    </w:p>
+    <w:p>
+      <w:r>
+        <w:t xml:space="preserve">  "text_available": true,</w:t>
+      </w:r>
+    </w:p>
+    <w:p>
+      <w:r>
+        <w:t xml:space="preserve">  "screenshot_available": true</w:t>
+      </w:r>
+    </w:p>
+    <w:p>
+      <w:r>
+        <w:t>}</w:t>
+      </w:r>
+    </w:p>
+    <w:p>
+      <w:r>
         <w:t>```</w:t>
       </w:r>
-      <w:proofErr w:type="spellStart"/>
-      <w:r>
-        <w:t>json</w:t>
-      </w:r>
-      <w:proofErr w:type="spellEnd"/>
-    </w:p>
-    <w:p>
-      <w:r>
-        <w:t>{</w:t>
-      </w:r>
-    </w:p>
-    <w:p>
-      <w:r>
-        <w:t xml:space="preserve">  "success": true,</w:t>
-      </w:r>
-    </w:p>
-    <w:p>
-      <w:r>
-        <w:t xml:space="preserve">  "</w:t>
-      </w:r>
-      <w:proofErr w:type="spellStart"/>
-      <w:r>
-        <w:t>url</w:t>
-      </w:r>
-      <w:proofErr w:type="spellEnd"/>
-      <w:r>
-        <w:t>": "https://example.com",</w:t>
-      </w:r>
-    </w:p>
-    <w:p>
-      <w:r>
-        <w:t xml:space="preserve">  "title": "Example Domain",</w:t>
-      </w:r>
-    </w:p>
-    <w:p>
-      <w:r>
-        <w:t xml:space="preserve">  "</w:t>
-      </w:r>
-      <w:proofErr w:type="spellStart"/>
-      <w:proofErr w:type="gramStart"/>
-      <w:r>
-        <w:t>text</w:t>
-      </w:r>
-      <w:proofErr w:type="gramEnd"/>
-      <w:r>
-        <w:t>_available</w:t>
-      </w:r>
-      <w:proofErr w:type="spellEnd"/>
-      <w:r>
-        <w:t>": true,</w:t>
-      </w:r>
-    </w:p>
-    <w:p>
-      <w:r>
-        <w:t xml:space="preserve">  "</w:t>
-      </w:r>
-      <w:proofErr w:type="spellStart"/>
-      <w:proofErr w:type="gramStart"/>
-      <w:r>
-        <w:t>screenshot</w:t>
-      </w:r>
-      <w:proofErr w:type="gramEnd"/>
-      <w:r>
-        <w:t>_available</w:t>
-      </w:r>
-      <w:proofErr w:type="spellEnd"/>
-      <w:r>
-        <w:t>": true</w:t>
-      </w:r>
-    </w:p>
-    <w:p>
-      <w:r>
-        <w:t>}</w:t>
-      </w:r>
-    </w:p>
-    <w:p>
-      <w:r>
-        <w:t>```</w:t>
-      </w:r>
     </w:p>
     <w:p/>
     <w:p>
@@ -1856,13 +1619,8 @@
     <w:p/>
     <w:p>
       <w:r>
-        <w:t>```</w:t>
-      </w:r>
-      <w:proofErr w:type="spellStart"/>
-      <w:r>
-        <w:t>json</w:t>
-      </w:r>
-      <w:proofErr w:type="spellEnd"/>
+        <w:t>```json</w:t>
+      </w:r>
     </w:p>
     <w:p>
       <w:r>
@@ -1877,59 +1635,17 @@
     </w:p>
     <w:p>
       <w:r>
-        <w:t xml:space="preserve">  "</w:t>
-      </w:r>
-      <w:proofErr w:type="spellStart"/>
-      <w:proofErr w:type="gramStart"/>
-      <w:r>
-        <w:t>files</w:t>
-      </w:r>
-      <w:proofErr w:type="gramEnd"/>
-      <w:r>
-        <w:t>_changed</w:t>
-      </w:r>
-      <w:proofErr w:type="spellEnd"/>
-      <w:r>
-        <w:t>": ["</w:t>
-      </w:r>
-      <w:proofErr w:type="spellStart"/>
-      <w:r>
-        <w:t>src</w:t>
-      </w:r>
-      <w:proofErr w:type="spellEnd"/>
-      <w:r>
-        <w:t>/app.py"],</w:t>
-      </w:r>
-    </w:p>
-    <w:p>
-      <w:r>
-        <w:t xml:space="preserve">  "</w:t>
-      </w:r>
-      <w:proofErr w:type="spellStart"/>
-      <w:proofErr w:type="gramStart"/>
-      <w:r>
-        <w:t>syntax</w:t>
-      </w:r>
-      <w:proofErr w:type="gramEnd"/>
-      <w:r>
-        <w:t>_check</w:t>
-      </w:r>
-      <w:proofErr w:type="spellEnd"/>
-      <w:r>
-        <w:t>": "passed",</w:t>
-      </w:r>
-    </w:p>
-    <w:p>
-      <w:r>
-        <w:t xml:space="preserve">  "tests": "</w:t>
-      </w:r>
-      <w:proofErr w:type="spellStart"/>
-      <w:r>
-        <w:t>not_run</w:t>
-      </w:r>
-      <w:proofErr w:type="spellEnd"/>
-      <w:r>
-        <w:t>"</w:t>
+        <w:t xml:space="preserve">  "files_changed": ["src/app.py"],</w:t>
+      </w:r>
+    </w:p>
+    <w:p>
+      <w:r>
+        <w:t xml:space="preserve">  "syntax_check": "passed",</w:t>
+      </w:r>
+    </w:p>
+    <w:p>
+      <w:r>
+        <w:t xml:space="preserve">  "tests": "not_run"</w:t>
       </w:r>
     </w:p>
     <w:p>
@@ -2589,13 +2305,8 @@
     </w:p>
     <w:p>
       <w:r>
-        <w:t xml:space="preserve">│ Projects     │ Unified conversation      │ Context </w:t>
-      </w:r>
-      <w:proofErr w:type="gramStart"/>
-      <w:r>
-        <w:t>panel  │</w:t>
-      </w:r>
-      <w:proofErr w:type="gramEnd"/>
+        <w:t>│ Projects     │ Unified conversation      │ Context panel  │</w:t>
+      </w:r>
     </w:p>
     <w:p>
       <w:r>
@@ -2819,15 +2530,7 @@
     <w:p/>
     <w:p>
       <w:r>
-        <w:t xml:space="preserve"># 8. Model Routing Strategy for Your </w:t>
-      </w:r>
-      <w:proofErr w:type="gramStart"/>
-      <w:r>
-        <w:t>`.env</w:t>
-      </w:r>
-      <w:proofErr w:type="gramEnd"/>
-      <w:r>
-        <w:t>`</w:t>
+        <w:t># 8. Model Routing Strategy for Your `.env`</w:t>
       </w:r>
     </w:p>
     <w:p/>
@@ -2850,15 +2553,7 @@
     <w:p>
       <w:r>
         <w:lastRenderedPageBreak/>
-        <w:t>| General text conversation | Local Qwen/</w:t>
-      </w:r>
-      <w:proofErr w:type="spellStart"/>
-      <w:r>
-        <w:t>Ollama</w:t>
-      </w:r>
-      <w:proofErr w:type="spellEnd"/>
-      <w:r>
-        <w:t xml:space="preserve"> |</w:t>
+        <w:t>| General text conversation | Local Qwen/Ollama |</w:t>
       </w:r>
     </w:p>
     <w:p>
@@ -2942,8 +2637,481 @@
     <w:p/>
     <w:p>
       <w:r>
-        <w:t>s</w:t>
-      </w:r>
+        <w:t># 9. Recommended Implementation Phases</w:t>
+      </w:r>
+    </w:p>
+    <w:p/>
+    <w:p>
+      <w:r>
+        <w:t>## Phase 0: Baseline and evaluation — 1–2 weeks</w:t>
+      </w:r>
+    </w:p>
+    <w:p/>
+    <w:p>
+      <w:r>
+        <w:t>Before major changes:</w:t>
+      </w:r>
+    </w:p>
+    <w:p/>
+    <w:p>
+      <w:r>
+        <w:lastRenderedPageBreak/>
+        <w:t>- Define supported task categories.</w:t>
+      </w:r>
+    </w:p>
+    <w:p>
+      <w:r>
+        <w:t>- Build a benchmark of real user tasks.</w:t>
+      </w:r>
+    </w:p>
+    <w:p>
+      <w:r>
+        <w:t>- Record current success and failure rates.</w:t>
+      </w:r>
+    </w:p>
+    <w:p>
+      <w:r>
+        <w:t>- Add structured logs and task IDs.</w:t>
+      </w:r>
+    </w:p>
+    <w:p>
+      <w:r>
+        <w:t>- Add provider health diagnostics.</w:t>
+      </w:r>
+    </w:p>
+    <w:p>
+      <w:r>
+        <w:t>- Add safe configuration validation.</w:t>
+      </w:r>
+    </w:p>
+    <w:p/>
+    <w:p>
+      <w:r>
+        <w:t>Deliverable:</w:t>
+      </w:r>
+    </w:p>
+    <w:p/>
+    <w:p>
+      <w:r>
+        <w:t>```text</w:t>
+      </w:r>
+    </w:p>
+    <w:p>
+      <w:r>
+        <w:t>OpenManus capability baseline</w:t>
+      </w:r>
+    </w:p>
+    <w:p>
+      <w:r>
+        <w:t>```</w:t>
+      </w:r>
+    </w:p>
+    <w:p/>
+    <w:p>
+      <w:r>
+        <w:t>---</w:t>
+      </w:r>
+    </w:p>
+    <w:p/>
+    <w:p>
+      <w:r>
+        <w:t>## Phase 1: Unified conversation state — 2–4 weeks</w:t>
+      </w:r>
+    </w:p>
+    <w:p/>
+    <w:p>
+      <w:r>
+        <w:t>- Unify chat and task history.</w:t>
+      </w:r>
+    </w:p>
+    <w:p>
+      <w:r>
+        <w:t>- Standardize attachments.</w:t>
+      </w:r>
+    </w:p>
+    <w:p>
+      <w:r>
+        <w:t>- Persist plans, tool results, and checkpoints.</w:t>
+      </w:r>
+    </w:p>
+    <w:p>
+      <w:r>
+        <w:t>- Make browser sessions part of task context.</w:t>
+      </w:r>
+    </w:p>
+    <w:p>
+      <w:r>
+        <w:t>- Allow follow-up messages to continue the same task.</w:t>
+      </w:r>
+    </w:p>
+    <w:p/>
+    <w:p>
+      <w:r>
+        <w:t>Deliverable:</w:t>
+      </w:r>
+    </w:p>
+    <w:p/>
+    <w:p>
+      <w:r>
+        <w:t>```text</w:t>
+      </w:r>
+    </w:p>
+    <w:p>
+      <w:r>
+        <w:lastRenderedPageBreak/>
+        <w:t>One conversation state shared by all capabilities</w:t>
+      </w:r>
+    </w:p>
+    <w:p>
+      <w:r>
+        <w:t>```</w:t>
+      </w:r>
+    </w:p>
+    <w:p/>
+    <w:p>
+      <w:r>
+        <w:t>---</w:t>
+      </w:r>
+    </w:p>
+    <w:p/>
+    <w:p>
+      <w:r>
+        <w:t>## Phase 2: Intent router and planner — 2–4 weeks</w:t>
+      </w:r>
+    </w:p>
+    <w:p/>
+    <w:p>
+      <w:r>
+        <w:t>- Add intent classification.</w:t>
+      </w:r>
+    </w:p>
+    <w:p>
+      <w:r>
+        <w:t>- Add multi-capability plans.</w:t>
+      </w:r>
+    </w:p>
+    <w:p>
+      <w:r>
+        <w:t>- Route research, coding, browser, image, and GitHub work.</w:t>
+      </w:r>
+    </w:p>
+    <w:p>
+      <w:r>
+        <w:t>- Add clarification handling.</w:t>
+      </w:r>
+    </w:p>
+    <w:p>
+      <w:r>
+        <w:t>- Make the backend the single routing authority.</w:t>
+      </w:r>
+    </w:p>
+    <w:p/>
+    <w:p>
+      <w:r>
+        <w:t>Deliverable:</w:t>
+      </w:r>
+    </w:p>
+    <w:p/>
+    <w:p>
+      <w:r>
+        <w:t>```text</w:t>
+      </w:r>
+    </w:p>
+    <w:p>
+      <w:r>
+        <w:t>User requests no longer require manual mode selection</w:t>
+      </w:r>
+    </w:p>
+    <w:p>
+      <w:r>
+        <w:t>```</w:t>
+      </w:r>
+    </w:p>
+    <w:p/>
+    <w:p>
+      <w:r>
+        <w:t>---</w:t>
+      </w:r>
+    </w:p>
+    <w:p/>
+    <w:p>
+      <w:r>
+        <w:t>## Phase 3: Unified tool and evidence layer — 3–5 weeks</w:t>
+      </w:r>
+    </w:p>
+    <w:p/>
+    <w:p>
+      <w:r>
+        <w:t>- Standardize tool results.</w:t>
+      </w:r>
+    </w:p>
+    <w:p>
+      <w:r>
+        <w:t>- Add evidence metadata.</w:t>
+      </w:r>
+    </w:p>
+    <w:p>
+      <w:r>
+        <w:t>- Require verification before completion claims.</w:t>
+      </w:r>
+    </w:p>
+    <w:p>
+      <w:r>
+        <w:lastRenderedPageBreak/>
+        <w:t>- Add browser action verification.</w:t>
+      </w:r>
+    </w:p>
+    <w:p>
+      <w:r>
+        <w:t>- Improve GitHub result verification.</w:t>
+      </w:r>
+    </w:p>
+    <w:p>
+      <w:r>
+        <w:t>- Attach tests and artifacts to tasks.</w:t>
+      </w:r>
+    </w:p>
+    <w:p/>
+    <w:p>
+      <w:r>
+        <w:t>Deliverable:</w:t>
+      </w:r>
+    </w:p>
+    <w:p/>
+    <w:p>
+      <w:r>
+        <w:t>```text</w:t>
+      </w:r>
+    </w:p>
+    <w:p>
+      <w:r>
+        <w:t>Every important result has evidence</w:t>
+      </w:r>
+    </w:p>
+    <w:p>
+      <w:r>
+        <w:t>```</w:t>
+      </w:r>
+    </w:p>
+    <w:p/>
+    <w:p>
+      <w:r>
+        <w:t>---</w:t>
+      </w:r>
+    </w:p>
+    <w:p/>
+    <w:p>
+      <w:r>
+        <w:t>## Phase 4: Recovery and autonomy — 3–6 weeks</w:t>
+      </w:r>
+    </w:p>
+    <w:p/>
+    <w:p>
+      <w:r>
+        <w:t>- Add categorized failure handling.</w:t>
+      </w:r>
+    </w:p>
+    <w:p>
+      <w:r>
+        <w:t>- Improve API-key and provider failover.</w:t>
+      </w:r>
+    </w:p>
+    <w:p>
+      <w:r>
+        <w:t>- Add browser reconnect behavior.</w:t>
+      </w:r>
+    </w:p>
+    <w:p>
+      <w:r>
+        <w:t>- Add build repair loops.</w:t>
+      </w:r>
+    </w:p>
+    <w:p>
+      <w:r>
+        <w:t>- Add model-output validation.</w:t>
+      </w:r>
+    </w:p>
+    <w:p>
+      <w:r>
+        <w:t>- Add task checkpoint resume.</w:t>
+      </w:r>
+    </w:p>
+    <w:p/>
+    <w:p>
+      <w:r>
+        <w:t>Deliverable:</w:t>
+      </w:r>
+    </w:p>
+    <w:p/>
+    <w:p>
+      <w:r>
+        <w:t>```text</w:t>
+      </w:r>
+    </w:p>
+    <w:p>
+      <w:r>
+        <w:t>The agent can recover from common failures without restarting</w:t>
+      </w:r>
+    </w:p>
+    <w:p>
+      <w:r>
+        <w:t>```</w:t>
+      </w:r>
+    </w:p>
+    <w:p/>
+    <w:p>
+      <w:r>
+        <w:t>---</w:t>
+      </w:r>
+    </w:p>
+    <w:p/>
+    <w:p>
+      <w:r>
+        <w:t>## Phase 5: Unified GUI — 4–8 weeks</w:t>
+      </w:r>
+    </w:p>
+    <w:p/>
+    <w:p>
+      <w:r>
+        <w:t>- Redesign the workspace around one conversation.</w:t>
+      </w:r>
+    </w:p>
+    <w:p>
+      <w:r>
+        <w:t>- Add plan display.</w:t>
+      </w:r>
+    </w:p>
+    <w:p>
+      <w:r>
+        <w:t>- Improve expandable activity.</w:t>
+      </w:r>
+    </w:p>
+    <w:p>
+      <w:r>
+        <w:t>- Add evidence/source panels.</w:t>
+      </w:r>
+    </w:p>
+    <w:p>
+      <w:r>
+        <w:t>- Integrate files, browser, GitHub, and artifacts.</w:t>
+      </w:r>
+    </w:p>
+    <w:p>
+      <w:r>
+        <w:t>- Add clear task lifecycle controls.</w:t>
+      </w:r>
+    </w:p>
+    <w:p/>
+    <w:p>
+      <w:r>
+        <w:t>Deliverable:</w:t>
+      </w:r>
+    </w:p>
+    <w:p/>
+    <w:p>
+      <w:r>
+        <w:t>```text</w:t>
+      </w:r>
+    </w:p>
+    <w:p>
+      <w:r>
+        <w:t>A unified Manus-like workspace with original implementation</w:t>
+      </w:r>
+    </w:p>
+    <w:p>
+      <w:r>
+        <w:t>```</w:t>
+      </w:r>
+    </w:p>
+    <w:p/>
+    <w:p>
+      <w:r>
+        <w:t>---</w:t>
+      </w:r>
+    </w:p>
+    <w:p/>
+    <w:p>
+      <w:r>
+        <w:t>## Phase 6: Production hardening — 4–8 weeks</w:t>
+      </w:r>
+    </w:p>
+    <w:p/>
+    <w:p>
+      <w:r>
+        <w:t>- Security review</w:t>
+      </w:r>
+    </w:p>
+    <w:p>
+      <w:r>
+        <w:t>- Credential isolation</w:t>
+      </w:r>
+    </w:p>
+    <w:p>
+      <w:r>
+        <w:t>- Destructive-action protections</w:t>
+      </w:r>
+    </w:p>
+    <w:p>
+      <w:r>
+        <w:t>- Workspace sandboxing</w:t>
+      </w:r>
+    </w:p>
+    <w:p>
+      <w:r>
+        <w:lastRenderedPageBreak/>
+        <w:t>- Rate-limit handling</w:t>
+      </w:r>
+    </w:p>
+    <w:p>
+      <w:r>
+        <w:t>- Concurrency controls</w:t>
+      </w:r>
+    </w:p>
+    <w:p>
+      <w:r>
+        <w:t>- Resource quotas</w:t>
+      </w:r>
+    </w:p>
+    <w:p>
+      <w:r>
+        <w:t>- Automated end-to-end tests</w:t>
+      </w:r>
+    </w:p>
+    <w:p>
+      <w:r>
+        <w:t>- Observability and audit logs</w:t>
+      </w:r>
+    </w:p>
+    <w:p/>
+    <w:p>
+      <w:r>
+        <w:t>Deliverable:</w:t>
+      </w:r>
+    </w:p>
+    <w:p/>
+    <w:p>
+      <w:r>
+        <w:t>```text</w:t>
+      </w:r>
+    </w:p>
+    <w:p>
+      <w:r>
+        <w:t>Reliable personal production assistant</w:t>
+      </w:r>
+    </w:p>
+    <w:p>
+      <w:r>
+        <w:t>```</w:t>
+      </w:r>
+    </w:p>
+    <w:p/>
+    <w:p>
+      <w:r>
+        <w:t>---</w:t>
+      </w:r>
+    </w:p>
+    <w:p/>
+    <w:p>
       <w:r>
         <w:t># 10. Key Security Boundaries</w:t>
       </w:r>
@@ -2951,15 +3119,7 @@
     <w:p/>
     <w:p>
       <w:r>
-        <w:t xml:space="preserve">Because </w:t>
-      </w:r>
-      <w:proofErr w:type="spellStart"/>
-      <w:r>
-        <w:t>OpenManus</w:t>
-      </w:r>
-      <w:proofErr w:type="spellEnd"/>
-      <w:r>
-        <w:t xml:space="preserve"> can run commands, edit files, browse websites, and access GitHub, the unified system needs explicit safety boundaries.</w:t>
+        <w:t>Because OpenManus can run commands, edit files, browse websites, and access GitHub, the unified system needs explicit safety boundaries.</w:t>
       </w:r>
     </w:p>
     <w:p/>
@@ -2996,6 +3156,7 @@
     </w:p>
     <w:p>
       <w:r>
+        <w:lastRenderedPageBreak/>
         <w:t>- Sending external messages</w:t>
       </w:r>
     </w:p>
@@ -3076,29 +3237,29 @@
     <w:p/>
     <w:p>
       <w:r>
+        <w:t>Do not measure success only by whether the model produces a response.</w:t>
+      </w:r>
+    </w:p>
+    <w:p/>
+    <w:p>
+      <w:r>
+        <w:t>Track:</w:t>
+      </w:r>
+    </w:p>
+    <w:p/>
+    <w:p>
+      <w:r>
+        <w:t>| Metric | Meaning |</w:t>
+      </w:r>
+    </w:p>
+    <w:p>
+      <w:r>
+        <w:t>|---|---|</w:t>
+      </w:r>
+    </w:p>
+    <w:p>
+      <w:r>
         <w:lastRenderedPageBreak/>
-        <w:t>Do not measure success only by whether the model produces a response.</w:t>
-      </w:r>
-    </w:p>
-    <w:p/>
-    <w:p>
-      <w:r>
-        <w:t>Track:</w:t>
-      </w:r>
-    </w:p>
-    <w:p/>
-    <w:p>
-      <w:r>
-        <w:t>| Metric | Meaning |</w:t>
-      </w:r>
-    </w:p>
-    <w:p>
-      <w:r>
-        <w:t>|---|---|</w:t>
-      </w:r>
-    </w:p>
-    <w:p>
-      <w:r>
         <w:t>| Task completion rate | Did the requested objective succeed? |</w:t>
       </w:r>
     </w:p>
@@ -3179,33 +3340,33 @@
     </w:p>
     <w:p>
       <w:r>
+        <w:t>User:</w:t>
+      </w:r>
+    </w:p>
+    <w:p>
+      <w:r>
+        <w:t>"Open this website, summarize its pricing, compare it with our current</w:t>
+      </w:r>
+    </w:p>
+    <w:p>
+      <w:r>
+        <w:t>project, update the README, run the tests, and create a pull request."</w:t>
+      </w:r>
+    </w:p>
+    <w:p/>
+    <w:p>
+      <w:r>
+        <w:t>Assistant:</w:t>
+      </w:r>
+    </w:p>
+    <w:p>
+      <w:r>
+        <w:t>1. Understands this is a multi-capability task.</w:t>
+      </w:r>
+    </w:p>
+    <w:p>
+      <w:r>
         <w:lastRenderedPageBreak/>
-        <w:t>User:</w:t>
-      </w:r>
-    </w:p>
-    <w:p>
-      <w:r>
-        <w:t>"Open this website, summarize its pricing, compare it with our current</w:t>
-      </w:r>
-    </w:p>
-    <w:p>
-      <w:r>
-        <w:t>project, update the README, run the tests, and create a pull request."</w:t>
-      </w:r>
-    </w:p>
-    <w:p/>
-    <w:p>
-      <w:r>
-        <w:t>Assistant:</w:t>
-      </w:r>
-    </w:p>
-    <w:p>
-      <w:r>
-        <w:t>1. Understands this is a multi-capability task.</w:t>
-      </w:r>
-    </w:p>
-    <w:p>
-      <w:r>
         <w:t>2. Creates a visible plan.</w:t>
       </w:r>
     </w:p>
@@ -3279,13 +3440,8 @@
     </w:p>
     <w:p/>
     <w:p>
-      <w:proofErr w:type="spellStart"/>
-      <w:r>
-        <w:t>OpenManus</w:t>
-      </w:r>
-      <w:proofErr w:type="spellEnd"/>
-      <w:r>
-        <w:t xml:space="preserve"> already has many of the necessary building blocks. The main work is to add:</w:t>
+      <w:r>
+        <w:t>OpenManus already has many of the necessary building blocks. The main work is to add:</w:t>
       </w:r>
     </w:p>
     <w:p/>
@@ -3316,6 +3472,7 @@
     </w:p>
     <w:p>
       <w:r>
+        <w:lastRenderedPageBreak/>
         <w:t>6. One unified GUI.</w:t>
       </w:r>
     </w:p>
@@ -3333,41 +3490,17 @@
     <w:p/>
     <w:p>
       <w:r>
-        <w:t xml:space="preserve">- **Initial unified </w:t>
-      </w:r>
-      <w:proofErr w:type="gramStart"/>
-      <w:r>
-        <w:t>prototype:*</w:t>
-      </w:r>
-      <w:proofErr w:type="gramEnd"/>
-      <w:r>
-        <w:t>* 4–8 weeks</w:t>
-      </w:r>
-    </w:p>
-    <w:p>
-      <w:r>
-        <w:t xml:space="preserve">- **Reliable personal </w:t>
-      </w:r>
-      <w:proofErr w:type="gramStart"/>
-      <w:r>
-        <w:t>assistant:*</w:t>
-      </w:r>
-      <w:proofErr w:type="gramEnd"/>
-      <w:r>
-        <w:t>* 2–4 months</w:t>
-      </w:r>
-    </w:p>
-    <w:p>
-      <w:r>
-        <w:t xml:space="preserve">- **Highly autonomous production </w:t>
-      </w:r>
-      <w:proofErr w:type="gramStart"/>
-      <w:r>
-        <w:t>system:*</w:t>
-      </w:r>
-      <w:proofErr w:type="gramEnd"/>
-      <w:r>
-        <w:t>* 6–12 months or more</w:t>
+        <w:t>- **Initial unified prototype:** 4–8 weeks</w:t>
+      </w:r>
+    </w:p>
+    <w:p>
+      <w:r>
+        <w:t>- **Reliable personal assistant:** 2–4 months</w:t>
+      </w:r>
+    </w:p>
+    <w:p>
+      <w:r>
+        <w:t>- **Highly autonomous production system:** 6–12 months or more</w:t>
       </w:r>
     </w:p>
     <w:p/>
